--- a/3_survival_analysis/script_3_survival_analysis.docx
+++ b/3_survival_analysis/script_3_survival_analysis.docx
@@ -4,15 +4,14 @@
   <w:body>
     <w:p>
       <w:pPr>
-        <w:bidi/>
         <w:spacing w:after="80" w:before="0"/>
         <w:jc w:val="center"/>
+        <w:bidi/>
       </w:pPr>
       <w:r>
         <w:rPr>
           <w:rFonts w:ascii="David" w:hAnsi="David" w:cs="David" w:eastAsia="David"/>
           <w:b/>
-          <w:i w:val="0"/>
           <w:sz w:val="36"/>
           <w:rtl/>
         </w:rPr>
@@ -21,15 +20,14 @@
     </w:p>
     <w:p>
       <w:pPr>
+        <w:spacing w:after="280"/>
+        <w:jc w:val="center"/>
         <w:bidi/>
-        <w:spacing w:after="280" w:before="0"/>
-        <w:jc w:val="center"/>
       </w:pPr>
       <w:r>
         <w:rPr>
           <w:rFonts w:ascii="David" w:hAnsi="David" w:cs="David" w:eastAsia="David"/>
           <w:b w:val="0"/>
-          <w:i w:val="0"/>
           <w:sz w:val="21"/>
           <w:rtl/>
         </w:rPr>
@@ -38,15 +36,14 @@
     </w:p>
     <w:p>
       <w:pPr>
+        <w:spacing w:before="360" w:after="160"/>
+        <w:jc w:val="right"/>
         <w:bidi/>
-        <w:spacing w:after="160" w:before="360"/>
-        <w:jc w:val="right"/>
       </w:pPr>
       <w:r>
         <w:rPr>
           <w:rFonts w:ascii="David" w:hAnsi="David" w:cs="David" w:eastAsia="David"/>
           <w:b/>
-          <w:i w:val="0"/>
           <w:sz w:val="29"/>
           <w:rtl/>
         </w:rPr>
@@ -55,15 +52,14 @@
     </w:p>
     <w:p>
       <w:pPr>
+        <w:spacing w:after="160"/>
+        <w:jc w:val="both"/>
         <w:bidi/>
-        <w:spacing w:after="160" w:before="0"/>
-        <w:jc w:val="both"/>
       </w:pPr>
       <w:r>
         <w:rPr>
           <w:rFonts w:ascii="David" w:hAnsi="David" w:cs="David" w:eastAsia="David"/>
           <w:b w:val="0"/>
-          <w:i w:val="0"/>
           <w:sz w:val="25"/>
           <w:rtl/>
         </w:rPr>
@@ -72,15 +68,14 @@
     </w:p>
     <w:p>
       <w:pPr>
+        <w:spacing w:after="160"/>
+        <w:jc w:val="both"/>
         <w:bidi/>
-        <w:spacing w:after="160" w:before="0"/>
-        <w:jc w:val="both"/>
       </w:pPr>
       <w:r>
         <w:rPr>
           <w:rFonts w:ascii="David" w:hAnsi="David" w:cs="David" w:eastAsia="David"/>
           <w:b w:val="0"/>
-          <w:i w:val="0"/>
           <w:sz w:val="25"/>
           <w:rtl/>
         </w:rPr>
@@ -89,15 +84,14 @@
     </w:p>
     <w:p>
       <w:pPr>
+        <w:spacing w:after="160"/>
+        <w:jc w:val="both"/>
         <w:bidi/>
-        <w:spacing w:after="160" w:before="0"/>
-        <w:jc w:val="both"/>
       </w:pPr>
       <w:r>
         <w:rPr>
           <w:rFonts w:ascii="David" w:hAnsi="David" w:cs="David" w:eastAsia="David"/>
           <w:b w:val="0"/>
-          <w:i w:val="0"/>
           <w:sz w:val="25"/>
           <w:rtl/>
         </w:rPr>
@@ -106,15 +100,14 @@
     </w:p>
     <w:p>
       <w:pPr>
+        <w:spacing w:before="360" w:after="160"/>
+        <w:jc w:val="right"/>
         <w:bidi/>
-        <w:spacing w:after="160" w:before="360"/>
-        <w:jc w:val="right"/>
       </w:pPr>
       <w:r>
         <w:rPr>
           <w:rFonts w:ascii="David" w:hAnsi="David" w:cs="David" w:eastAsia="David"/>
           <w:b/>
-          <w:i w:val="0"/>
           <w:sz w:val="29"/>
           <w:rtl/>
         </w:rPr>
@@ -123,15 +116,14 @@
     </w:p>
     <w:p>
       <w:pPr>
+        <w:spacing w:after="160"/>
+        <w:jc w:val="both"/>
         <w:bidi/>
-        <w:spacing w:after="160" w:before="0"/>
-        <w:jc w:val="both"/>
       </w:pPr>
       <w:r>
         <w:rPr>
           <w:rFonts w:ascii="David" w:hAnsi="David" w:cs="David" w:eastAsia="David"/>
           <w:b w:val="0"/>
-          <w:i w:val="0"/>
           <w:sz w:val="25"/>
           <w:rtl/>
         </w:rPr>
@@ -140,7 +132,7 @@
     </w:p>
     <w:p>
       <w:pPr>
-        <w:spacing w:after="160" w:before="80"/>
+        <w:spacing w:before="80" w:after="160"/>
         <w:jc w:val="left"/>
         <w:shd w:val="clear" w:fill="EEF3FB"/>
       </w:pPr>
@@ -148,41 +140,21 @@
         <w:rPr>
           <w:rFonts w:ascii="Segoe UI" w:hAnsi="Segoe UI" w:cs="Segoe UI" w:eastAsia="Segoe UI"/>
           <w:b/>
-          <w:i w:val="0"/>
           <w:sz w:val="24"/>
         </w:rPr>
-        <w:t xml:space="preserve">Chat, </w:t>
-      </w:r>
-      <w:r>
-        <w:rPr>
-          <w:rFonts w:ascii="Consolas" w:hAnsi="Consolas" w:cs="Consolas" w:eastAsia="Consolas"/>
-          <w:b/>
-          <w:i w:val="0"/>
-          <w:sz w:val="23"/>
-        </w:rPr>
-        <w:t>meal.cal</w:t>
-      </w:r>
-      <w:r>
-        <w:rPr>
-          <w:rFonts w:ascii="Segoe UI" w:hAnsi="Segoe UI" w:cs="Segoe UI" w:eastAsia="Segoe UI"/>
-          <w:b/>
-          <w:i w:val="0"/>
-          <w:sz w:val="24"/>
-        </w:rPr>
-        <w:t xml:space="preserve"> is missing for 47 of 228 patients (~21%) — should I impute it or drop it?</w:t>
+        <w:t>Chat, `meal.cal` is missing for 47 of 228 patients (~21%) — should I impute it or drop it?</w:t>
       </w:r>
     </w:p>
     <w:p>
       <w:pPr>
+        <w:spacing w:after="160"/>
+        <w:jc w:val="both"/>
         <w:bidi/>
-        <w:spacing w:after="160" w:before="0"/>
-        <w:jc w:val="both"/>
       </w:pPr>
       <w:r>
         <w:rPr>
           <w:rFonts w:ascii="David" w:hAnsi="David" w:cs="David" w:eastAsia="David"/>
           <w:b w:val="0"/>
-          <w:i w:val="0"/>
           <w:sz w:val="25"/>
           <w:rtl/>
         </w:rPr>
@@ -191,32 +163,30 @@
     </w:p>
     <w:p>
       <w:pPr>
+        <w:spacing w:after="160"/>
+        <w:jc w:val="both"/>
         <w:bidi/>
-        <w:spacing w:after="160" w:before="0"/>
-        <w:jc w:val="both"/>
       </w:pPr>
       <w:r>
         <w:rPr>
           <w:rFonts w:ascii="David" w:hAnsi="David" w:cs="David" w:eastAsia="David"/>
           <w:b w:val="0"/>
-          <w:i w:val="0"/>
           <w:sz w:val="25"/>
           <w:rtl/>
         </w:rPr>
-        <w:t>הגרף הזה, עם קו אופקי לכל אחד מעשרים וחמישה חולים אקראיים: ציר ה-X ימים ממועד הכניסה למחקר, ציר ה-Y חולה בודד בכל שורה, מתחילת המעקב שלו ועד סופו. קו שמסתיים בנקודה מלאה מייצג מוות שנצפה, קו שנשאר פתוח מייצג צנזורה. לצדו שני גרפי violin שמראים את התפלגות זמן ההישרדות, פעם לפי מין ופעם לפי סטטוס.</w:t>
+        <w:t>בגרף הזה, שמצויר עם plot_lifetimes של lifelines, יש קו אופקי לכל אחד מעשרים וחמישה חולים אקראיים: ציר ה-X מייצג ימים ממועד הכניסה למחקר, וציר ה-Y מייצג חולה בודד בכל שורה, מתחילת המעקב שלו ועד סופו. קו שמסתיים בנקודה מלאה מייצג מוות שנצפה, קו שנשאר פתוח מייצג צנזורה. לצדו שני גרפי violin, עם violinplot של seaborn, שמראים את התפלגות זמן ההישרדות, פעם לפי מין ופעם לפי סטטוס.</w:t>
       </w:r>
     </w:p>
     <w:p>
       <w:pPr>
+        <w:spacing w:after="160"/>
+        <w:jc w:val="both"/>
         <w:bidi/>
-        <w:spacing w:after="160" w:before="0"/>
-        <w:jc w:val="both"/>
       </w:pPr>
       <w:r>
         <w:rPr>
           <w:rFonts w:ascii="David" w:hAnsi="David" w:cs="David" w:eastAsia="David"/>
           <w:b w:val="0"/>
-          <w:i w:val="0"/>
           <w:sz w:val="25"/>
           <w:rtl/>
         </w:rPr>
@@ -225,7 +195,7 @@
     </w:p>
     <w:p>
       <w:pPr>
-        <w:spacing w:after="160" w:before="80"/>
+        <w:spacing w:before="80" w:after="160"/>
         <w:jc w:val="left"/>
         <w:shd w:val="clear" w:fill="EEF3FB"/>
       </w:pPr>
@@ -233,7 +203,6 @@
         <w:rPr>
           <w:rFonts w:ascii="Segoe UI" w:hAnsi="Segoe UI" w:cs="Segoe UI" w:eastAsia="Segoe UI"/>
           <w:b/>
-          <w:i w:val="0"/>
           <w:sz w:val="24"/>
         </w:rPr>
         <w:t>Chat, I get negative values in this violin plot even though survival time is strictly positive — what gives?</w:t>
@@ -241,15 +210,14 @@
     </w:p>
     <w:p>
       <w:pPr>
+        <w:spacing w:after="160"/>
+        <w:jc w:val="both"/>
         <w:bidi/>
-        <w:spacing w:after="160" w:before="0"/>
-        <w:jc w:val="both"/>
       </w:pPr>
       <w:r>
         <w:rPr>
           <w:rFonts w:ascii="David" w:hAnsi="David" w:cs="David" w:eastAsia="David"/>
           <w:b w:val="0"/>
-          <w:i w:val="0"/>
           <w:sz w:val="25"/>
           <w:rtl/>
         </w:rPr>
@@ -258,15 +226,14 @@
     </w:p>
     <w:p>
       <w:pPr>
+        <w:spacing w:after="160"/>
+        <w:jc w:val="both"/>
         <w:bidi/>
-        <w:spacing w:after="160" w:before="0"/>
-        <w:jc w:val="both"/>
       </w:pPr>
       <w:r>
         <w:rPr>
           <w:rFonts w:ascii="David" w:hAnsi="David" w:cs="David" w:eastAsia="David"/>
           <w:b w:val="0"/>
-          <w:i w:val="0"/>
           <w:sz w:val="25"/>
           <w:rtl/>
         </w:rPr>
@@ -275,15 +242,14 @@
     </w:p>
     <w:p>
       <w:pPr>
+        <w:spacing w:before="360" w:after="160"/>
+        <w:jc w:val="right"/>
         <w:bidi/>
-        <w:spacing w:after="160" w:before="360"/>
-        <w:jc w:val="right"/>
       </w:pPr>
       <w:r>
         <w:rPr>
           <w:rFonts w:ascii="David" w:hAnsi="David" w:cs="David" w:eastAsia="David"/>
           <w:b/>
-          <w:i w:val="0"/>
           <w:sz w:val="29"/>
           <w:rtl/>
         </w:rPr>
@@ -292,15 +258,14 @@
     </w:p>
     <w:p>
       <w:pPr>
+        <w:spacing w:after="160"/>
+        <w:jc w:val="both"/>
         <w:bidi/>
-        <w:spacing w:after="160" w:before="0"/>
-        <w:jc w:val="both"/>
       </w:pPr>
       <w:r>
         <w:rPr>
           <w:rFonts w:ascii="David" w:hAnsi="David" w:cs="David" w:eastAsia="David"/>
           <w:b w:val="0"/>
-          <w:i w:val="0"/>
           <w:sz w:val="25"/>
           <w:rtl/>
         </w:rPr>
@@ -309,7 +274,7 @@
     </w:p>
     <w:p>
       <w:pPr>
-        <w:spacing w:after="160" w:before="80"/>
+        <w:spacing w:before="80" w:after="160"/>
         <w:jc w:val="left"/>
         <w:shd w:val="clear" w:fill="EEF3FB"/>
       </w:pPr>
@@ -317,7 +282,6 @@
         <w:rPr>
           <w:rFonts w:ascii="Segoe UI" w:hAnsi="Segoe UI" w:cs="Segoe UI" w:eastAsia="Segoe UI"/>
           <w:b/>
-          <w:i w:val="0"/>
           <w:sz w:val="24"/>
         </w:rPr>
         <w:t>Chat, why is the exponential distribution the traditional default for time-to-event data, and why might it be a poor fit for lung cancer survival specifically?</w:t>
@@ -325,15 +289,14 @@
     </w:p>
     <w:p>
       <w:pPr>
+        <w:spacing w:after="160"/>
+        <w:jc w:val="both"/>
         <w:bidi/>
-        <w:spacing w:after="160" w:before="0"/>
-        <w:jc w:val="both"/>
       </w:pPr>
       <w:r>
         <w:rPr>
           <w:rFonts w:ascii="David" w:hAnsi="David" w:cs="David" w:eastAsia="David"/>
           <w:b w:val="0"/>
-          <w:i w:val="0"/>
           <w:sz w:val="25"/>
           <w:rtl/>
         </w:rPr>
@@ -342,32 +305,30 @@
     </w:p>
     <w:p>
       <w:pPr>
+        <w:spacing w:after="160"/>
+        <w:jc w:val="both"/>
         <w:bidi/>
-        <w:spacing w:after="160" w:before="0"/>
-        <w:jc w:val="both"/>
       </w:pPr>
       <w:r>
         <w:rPr>
           <w:rFonts w:ascii="David" w:hAnsi="David" w:cs="David" w:eastAsia="David"/>
           <w:b w:val="0"/>
-          <w:i w:val="0"/>
           <w:sz w:val="25"/>
           <w:rtl/>
         </w:rPr>
-        <w:t>הפונקציה הסטנדרטית שמתאימה התפלגות אקספוננציאלית לנתונים היא כלי התאמת נראות מרבית: בדיוק כמו p_hat שראינו במחברת הראשונה, היא מוצאת את הפרמטר שהופך את הנתונים שבאמת ראינו לסבירים ביותר. הבעיה כאן היא לא בעיקרון עצמו, אלא בכך שהפונקציה הזו לא מכירה כלל את המושג צנזורה: אם נותנים לה את כל עמודת הזמן כמות שהיא, היא מתייחסת לכל חולה מצונזר כאילו מת בדיוק ביום שבו הפסיקו לעקוב אחריו.</w:t>
+        <w:t>הפונקציה הסטנדרטית שמתאימה התפלגות אקספוננציאלית לנתונים, כמו expon.fit של scipy, היא כלי התאמת נראות מרבית: בדיוק כמו p_hat שראינו במחברת הראשונה, היא מוצאת את הפרמטר שהופך את הנתונים שבאמת ראינו לסבירים ביותר. הבעיה כאן היא לא בעיקרון עצמו, אלא בכך שהפונקציה הזו לא מכירה כלל את המושג צנזורה: אם נותנים לה את כל עמודת הזמן כמות שהיא, היא מתייחסת לכל חולה מצונזר כאילו מת בדיוק ביום שבו הפסיקו לעקוב אחריו. הגרסה שמתחשבת בצנזורה כמו שצריך היא ExponentialFitter של lifelines.</w:t>
       </w:r>
     </w:p>
     <w:p>
       <w:pPr>
+        <w:spacing w:after="160"/>
+        <w:jc w:val="both"/>
         <w:bidi/>
-        <w:spacing w:after="160" w:before="0"/>
-        <w:jc w:val="both"/>
       </w:pPr>
       <w:r>
         <w:rPr>
           <w:rFonts w:ascii="David" w:hAnsi="David" w:cs="David" w:eastAsia="David"/>
           <w:b w:val="0"/>
-          <w:i w:val="0"/>
           <w:sz w:val="25"/>
           <w:rtl/>
         </w:rPr>
@@ -376,15 +337,14 @@
     </w:p>
     <w:p>
       <w:pPr>
+        <w:spacing w:before="360" w:after="160"/>
+        <w:jc w:val="right"/>
         <w:bidi/>
-        <w:spacing w:after="160" w:before="360"/>
-        <w:jc w:val="right"/>
       </w:pPr>
       <w:r>
         <w:rPr>
           <w:rFonts w:ascii="David" w:hAnsi="David" w:cs="David" w:eastAsia="David"/>
           <w:b/>
-          <w:i w:val="0"/>
           <w:sz w:val="29"/>
           <w:rtl/>
         </w:rPr>
@@ -393,24 +353,23 @@
     </w:p>
     <w:p>
       <w:pPr>
+        <w:spacing w:after="160"/>
+        <w:jc w:val="both"/>
         <w:bidi/>
-        <w:spacing w:after="160" w:before="0"/>
-        <w:jc w:val="both"/>
       </w:pPr>
       <w:r>
         <w:rPr>
           <w:rFonts w:ascii="David" w:hAnsi="David" w:cs="David" w:eastAsia="David"/>
           <w:b w:val="0"/>
-          <w:i w:val="0"/>
           <w:sz w:val="25"/>
           <w:rtl/>
         </w:rPr>
-        <w:t>התאמת ויבול הנכונה, שמתחשבת בצנזורה, נותנת פרמטר צורה של כ-1.32 ופרמטר סקאלה של כ-418. הגרף שמשווה את שתי ההתאמות: ציר ה-X הוא ימים, ציר ה-Y הוא צפיפות הסתברות, היסטוגרמה שקופה ברקע של זמני המוות שבאמת נצפו, ומעליה שתי עקומות, האקספוננציאלית והוויבול, ששתיהן הפעם מותאמות כמו שצריך עם התחשבות בצנזורה. שאלתי את הצ'אט מה זה אומר לנו בפועל:</w:t>
+        <w:t>התאמת ויבול הנכונה, עם WeibullFitter של lifelines, שמתחשבת בצנזורה, נותנת פרמטר צורה של כ-1.32 ופרמטר סקאלה של כ-418. הגרף שמשווה את שתי ההתאמות: ציר ה-X הוא ימים, ציר ה-Y הוא צפיפות הסתברות, היסטוגרמה שקופה ברקע של זמני המוות שבאמת נצפו, ומעליה שתי עקומות, האקספוננציאלית והוויבול, ששתיהן הפעם מותאמות כמו שצריך עם התחשבות בצנזורה. שאלתי את הצ'אט מה זה אומר לנו בפועל:</w:t>
       </w:r>
     </w:p>
     <w:p>
       <w:pPr>
-        <w:spacing w:after="160" w:before="80"/>
+        <w:spacing w:before="80" w:after="160"/>
         <w:jc w:val="left"/>
         <w:shd w:val="clear" w:fill="EEF3FB"/>
       </w:pPr>
@@ -418,41 +377,21 @@
         <w:rPr>
           <w:rFonts w:ascii="Segoe UI" w:hAnsi="Segoe UI" w:cs="Segoe UI" w:eastAsia="Segoe UI"/>
           <w:b/>
-          <w:i w:val="0"/>
           <w:sz w:val="24"/>
         </w:rPr>
-        <w:t>Chat, what does the fitted Weibull shape parameter (</w:t>
-      </w:r>
-      <w:r>
-        <w:rPr>
-          <w:rFonts w:ascii="Consolas" w:hAnsi="Consolas" w:cs="Consolas" w:eastAsia="Consolas"/>
-          <w:b/>
-          <w:i w:val="0"/>
-          <w:sz w:val="23"/>
-        </w:rPr>
-        <w:t>rho ≈ 1.32</w:t>
-      </w:r>
-      <w:r>
-        <w:rPr>
-          <w:rFonts w:ascii="Segoe UI" w:hAnsi="Segoe UI" w:cs="Segoe UI" w:eastAsia="Segoe UI"/>
-          <w:b/>
-          <w:i w:val="0"/>
-          <w:sz w:val="24"/>
-        </w:rPr>
-        <w:t>) tell us here?</w:t>
+        <w:t>Chat, what does the fitted Weibull shape parameter (`rho ≈ 1.32`) tell us here?</w:t>
       </w:r>
     </w:p>
     <w:p>
       <w:pPr>
+        <w:spacing w:after="160"/>
+        <w:jc w:val="both"/>
         <w:bidi/>
-        <w:spacing w:after="160" w:before="0"/>
-        <w:jc w:val="both"/>
       </w:pPr>
       <w:r>
         <w:rPr>
           <w:rFonts w:ascii="David" w:hAnsi="David" w:cs="David" w:eastAsia="David"/>
           <w:b w:val="0"/>
-          <w:i w:val="0"/>
           <w:sz w:val="25"/>
           <w:rtl/>
         </w:rPr>
@@ -461,15 +400,14 @@
     </w:p>
     <w:p>
       <w:pPr>
+        <w:spacing w:before="360" w:after="160"/>
+        <w:jc w:val="right"/>
         <w:bidi/>
-        <w:spacing w:after="160" w:before="360"/>
-        <w:jc w:val="right"/>
       </w:pPr>
       <w:r>
         <w:rPr>
           <w:rFonts w:ascii="David" w:hAnsi="David" w:cs="David" w:eastAsia="David"/>
           <w:b/>
-          <w:i w:val="0"/>
           <w:sz w:val="29"/>
           <w:rtl/>
         </w:rPr>
@@ -478,24 +416,23 @@
     </w:p>
     <w:p>
       <w:pPr>
+        <w:spacing w:after="160"/>
+        <w:jc w:val="both"/>
         <w:bidi/>
-        <w:spacing w:after="160" w:before="0"/>
-        <w:jc w:val="both"/>
       </w:pPr>
       <w:r>
         <w:rPr>
           <w:rFonts w:ascii="David" w:hAnsi="David" w:cs="David" w:eastAsia="David"/>
           <w:b w:val="0"/>
-          <w:i w:val="0"/>
           <w:sz w:val="25"/>
           <w:rtl/>
         </w:rPr>
-        <w:t>יש גם דרך לגמרי אחרת להעריך שרידות, בלי להניח שום צורת התפלגות מראש: פשוט אחד פחות הפונקציה המצטברת האמפירית של הזמנים. שני גרפים זה לצד זה: בשמאלי ציר ה-X ימים וציר ה-Y ההסתברות המצטברת שכבר מת עד אותו יום, עולה במדרגות מאפס לאחת; בימני בדיוק ההפך, אחד פחות זה, פונקציית השרידות הנאיבית, יורדת במדרגות מאחת לאפס. אבל יש כאן פיתוי נאיבי נוסף, שונה מהקודם: להתייחס לכל חולה מצונזר כאילו "נכשל" בדיוק ברגע הצנזורה שלו. שאלתי את הצ'אט מה הבעיה בזה, ומה הפתרון:</w:t>
+        <w:t>יש גם דרך לגמרי אחרת להעריך שרידות, בלי להניח שום צורת התפלגות מראש: פשוט אחד פחות הפונקציה המצטברת האמפירית של הזמנים, עם ecdf של scipy. שני גרפים זה לצד זה: בשמאלי ציר ה-X ימים וציר ה-Y ההסתברות המצטברת שכבר מת עד אותו יום, עולה במדרגות מאפס לאחת; בימני בדיוק ההפך, אחד פחות זה, פונקציית השרידות הנאיבית, יורדת במדרגות מאחת לאפס. אבל יש כאן פיתוי נאיבי נוסף, שונה מהקודם: להתייחס לכל חולה מצונזר כאילו "נכשל" בדיוק ברגע הצנזורה שלו. שאלתי את הצ'אט מה הבעיה בזה, ומה הפתרון:</w:t>
       </w:r>
     </w:p>
     <w:p>
       <w:pPr>
-        <w:spacing w:after="160" w:before="80"/>
+        <w:spacing w:before="80" w:after="160"/>
         <w:jc w:val="left"/>
         <w:shd w:val="clear" w:fill="EEF3FB"/>
       </w:pPr>
@@ -503,7 +440,6 @@
         <w:rPr>
           <w:rFonts w:ascii="Segoe UI" w:hAnsi="Segoe UI" w:cs="Segoe UI" w:eastAsia="Segoe UI"/>
           <w:b/>
-          <w:i w:val="0"/>
           <w:sz w:val="24"/>
         </w:rPr>
         <w:t>Chat, what's wrong with the naive estimator "1 - ECDF" once censoring is present, and what's the fix?</w:t>
@@ -511,32 +447,30 @@
     </w:p>
     <w:p>
       <w:pPr>
+        <w:spacing w:after="160"/>
+        <w:jc w:val="both"/>
         <w:bidi/>
-        <w:spacing w:after="160" w:before="0"/>
-        <w:jc w:val="both"/>
       </w:pPr>
       <w:r>
         <w:rPr>
           <w:rFonts w:ascii="David" w:hAnsi="David" w:cs="David" w:eastAsia="David"/>
           <w:b w:val="0"/>
-          <w:i w:val="0"/>
           <w:sz w:val="25"/>
           <w:rtl/>
         </w:rPr>
-        <w:t>והוא ענה שזה מייצר מוות שמעולם לא נצפה בפועל: חולה שהיה בחיים ובריא ביום החמש-מאות כשהמחקר פשוט הסתיים נספר כאילו מת אז. זה מטה את ההערכה כלפי מטה, וההטיה מצטברת ככל שעובר זמן, בדיוק במקום שבו יש הכי הרבה צנזורה. הפתרון הוא אומדן קפלן-מאייר, שבכל נקודת זמן של מוות בפועל משתמש רק בחולים שעדיין נמצאים בסיכון (בחיים ולא מצונזרים עדיין), ומכפיל הסתברויות שרידות מותנות זו בזו. חולה מצונזר תורם מידע עד לרגע הצנזורה שלו, ואז פשוט יוצא מקבוצת הסיכון בלי שנרשם לו מוות.</w:t>
+        <w:t>והוא ענה שזה מייצר מוות שמעולם לא נצפה בפועל: חולה שהיה בחיים ובריא ביום החמש-מאות כשהמחקר פשוט הסתיים נספר כאילו מת אז. זה מטה את ההערכה כלפי מטה, וההטיה מצטברת ככל שעובר זמן, בדיוק במקום שבו יש הכי הרבה צנזורה. הפתרון הוא אומדן קפלן-מאייר, עם KaplanMeierFitter של lifelines, שבכל נקודת זמן של מוות בפועל משתמש רק בחולים שעדיין נמצאים בסיכון (בחיים ולא מצונזרים עדיין), ומכפיל הסתברויות שרידות מותנות זו בזו. חולה מצונזר תורם מידע עד לרגע הצנזורה שלו, ואז פשוט יוצא מקבוצת הסיכון בלי שנרשם לו מוות.</w:t>
       </w:r>
     </w:p>
     <w:p>
       <w:pPr>
+        <w:spacing w:after="160"/>
+        <w:jc w:val="both"/>
         <w:bidi/>
-        <w:spacing w:after="160" w:before="0"/>
-        <w:jc w:val="both"/>
       </w:pPr>
       <w:r>
         <w:rPr>
           <w:rFonts w:ascii="David" w:hAnsi="David" w:cs="David" w:eastAsia="David"/>
           <w:b w:val="0"/>
-          <w:i w:val="0"/>
           <w:sz w:val="25"/>
           <w:rtl/>
         </w:rPr>
@@ -545,15 +479,14 @@
     </w:p>
     <w:p>
       <w:pPr>
+        <w:spacing w:before="360" w:after="160"/>
+        <w:jc w:val="right"/>
         <w:bidi/>
-        <w:spacing w:after="160" w:before="360"/>
-        <w:jc w:val="right"/>
       </w:pPr>
       <w:r>
         <w:rPr>
           <w:rFonts w:ascii="David" w:hAnsi="David" w:cs="David" w:eastAsia="David"/>
           <w:b/>
-          <w:i w:val="0"/>
           <w:sz w:val="29"/>
           <w:rtl/>
         </w:rPr>
@@ -562,15 +495,14 @@
     </w:p>
     <w:p>
       <w:pPr>
+        <w:spacing w:after="160"/>
+        <w:jc w:val="both"/>
         <w:bidi/>
-        <w:spacing w:after="160" w:before="0"/>
-        <w:jc w:val="both"/>
       </w:pPr>
       <w:r>
         <w:rPr>
           <w:rFonts w:ascii="David" w:hAnsi="David" w:cs="David" w:eastAsia="David"/>
           <w:b w:val="0"/>
-          <w:i w:val="0"/>
           <w:sz w:val="25"/>
           <w:rtl/>
         </w:rPr>
@@ -579,7 +511,7 @@
     </w:p>
     <w:p>
       <w:pPr>
-        <w:spacing w:after="160" w:before="80"/>
+        <w:spacing w:before="80" w:after="160"/>
         <w:jc w:val="left"/>
         <w:shd w:val="clear" w:fill="EEF3FB"/>
       </w:pPr>
@@ -587,41 +519,21 @@
         <w:rPr>
           <w:rFonts w:ascii="Segoe UI" w:hAnsi="Segoe UI" w:cs="Segoe UI" w:eastAsia="Segoe UI"/>
           <w:b/>
-          <w:i w:val="0"/>
           <w:sz w:val="24"/>
         </w:rPr>
-        <w:t xml:space="preserve">Chat, how does </w:t>
-      </w:r>
-      <w:r>
-        <w:rPr>
-          <w:rFonts w:ascii="Consolas" w:hAnsi="Consolas" w:cs="Consolas" w:eastAsia="Consolas"/>
-          <w:b/>
-          <w:i w:val="0"/>
-          <w:sz w:val="23"/>
-        </w:rPr>
-        <w:t>lifelines</w:t>
-      </w:r>
-      <w:r>
-        <w:rPr>
-          <w:rFonts w:ascii="Segoe UI" w:hAnsi="Segoe UI" w:cs="Segoe UI" w:eastAsia="Segoe UI"/>
-          <w:b/>
-          <w:i w:val="0"/>
-          <w:sz w:val="24"/>
-        </w:rPr>
-        <w:t xml:space="preserve"> compute the confidence band around the KM curve, and why does it use a log(-log(x)) transform?</w:t>
+        <w:t>Chat, how does `lifelines` compute the confidence band around the KM curve, and why does it use a log(-log(x)) transform?</w:t>
       </w:r>
     </w:p>
     <w:p>
       <w:pPr>
+        <w:spacing w:after="160"/>
+        <w:jc w:val="both"/>
         <w:bidi/>
-        <w:spacing w:after="160" w:before="0"/>
-        <w:jc w:val="both"/>
       </w:pPr>
       <w:r>
         <w:rPr>
           <w:rFonts w:ascii="David" w:hAnsi="David" w:cs="David" w:eastAsia="David"/>
           <w:b w:val="0"/>
-          <w:i w:val="0"/>
           <w:sz w:val="25"/>
           <w:rtl/>
         </w:rPr>
@@ -630,15 +542,14 @@
     </w:p>
     <w:p>
       <w:pPr>
+        <w:spacing w:after="160"/>
+        <w:jc w:val="both"/>
         <w:bidi/>
-        <w:spacing w:after="160" w:before="0"/>
-        <w:jc w:val="both"/>
       </w:pPr>
       <w:r>
         <w:rPr>
           <w:rFonts w:ascii="David" w:hAnsi="David" w:cs="David" w:eastAsia="David"/>
           <w:b w:val="0"/>
-          <w:i w:val="0"/>
           <w:sz w:val="25"/>
           <w:rtl/>
         </w:rPr>
@@ -647,15 +558,14 @@
     </w:p>
     <w:p>
       <w:pPr>
+        <w:spacing w:before="360" w:after="160"/>
+        <w:jc w:val="right"/>
         <w:bidi/>
-        <w:spacing w:after="160" w:before="360"/>
-        <w:jc w:val="right"/>
       </w:pPr>
       <w:r>
         <w:rPr>
           <w:rFonts w:ascii="David" w:hAnsi="David" w:cs="David" w:eastAsia="David"/>
           <w:b/>
-          <w:i w:val="0"/>
           <w:sz w:val="29"/>
           <w:rtl/>
         </w:rPr>
@@ -664,15 +574,14 @@
     </w:p>
     <w:p>
       <w:pPr>
+        <w:spacing w:after="160"/>
+        <w:jc w:val="both"/>
         <w:bidi/>
-        <w:spacing w:after="160" w:before="0"/>
-        <w:jc w:val="both"/>
       </w:pPr>
       <w:r>
         <w:rPr>
           <w:rFonts w:ascii="David" w:hAnsi="David" w:cs="David" w:eastAsia="David"/>
           <w:b w:val="0"/>
-          <w:i w:val="0"/>
           <w:sz w:val="25"/>
           <w:rtl/>
         </w:rPr>
@@ -681,7 +590,7 @@
     </w:p>
     <w:p>
       <w:pPr>
-        <w:spacing w:after="160" w:before="80"/>
+        <w:spacing w:before="80" w:after="160"/>
         <w:jc w:val="left"/>
         <w:shd w:val="clear" w:fill="EEF3FB"/>
       </w:pPr>
@@ -689,58 +598,37 @@
         <w:rPr>
           <w:rFonts w:ascii="Segoe UI" w:hAnsi="Segoe UI" w:cs="Segoe UI" w:eastAsia="Segoe UI"/>
           <w:b/>
-          <w:i w:val="0"/>
           <w:sz w:val="24"/>
         </w:rPr>
-        <w:t xml:space="preserve">Chat, why not just estimate the cumulative hazard as </w:t>
-      </w:r>
-      <w:r>
-        <w:rPr>
-          <w:rFonts w:ascii="Consolas" w:hAnsi="Consolas" w:cs="Consolas" w:eastAsia="Consolas"/>
-          <w:b/>
-          <w:i w:val="0"/>
-          <w:sz w:val="23"/>
-        </w:rPr>
-        <w:t>-log(KM survival)</w:t>
-      </w:r>
-      <w:r>
-        <w:rPr>
-          <w:rFonts w:ascii="Segoe UI" w:hAnsi="Segoe UI" w:cs="Segoe UI" w:eastAsia="Segoe UI"/>
-          <w:b/>
-          <w:i w:val="0"/>
-          <w:sz w:val="24"/>
-        </w:rPr>
-        <w:t xml:space="preserve"> instead of using a separate Nelson-Aalen estimator?</w:t>
+        <w:t>Chat, why not just estimate the cumulative hazard as `-log(KM survival)` instead of using a separate Nelson-Aalen estimator?</w:t>
       </w:r>
     </w:p>
     <w:p>
       <w:pPr>
+        <w:spacing w:after="160"/>
+        <w:jc w:val="both"/>
         <w:bidi/>
-        <w:spacing w:after="160" w:before="0"/>
-        <w:jc w:val="both"/>
       </w:pPr>
       <w:r>
         <w:rPr>
           <w:rFonts w:ascii="David" w:hAnsi="David" w:cs="David" w:eastAsia="David"/>
           <w:b w:val="0"/>
-          <w:i w:val="0"/>
           <w:sz w:val="25"/>
           <w:rtl/>
         </w:rPr>
-        <w:t>והוא ענה שפונקציית מינוס-לוגריתם קמורה, ולפי אי-שוויון ינסן הציפייה שלה תמיד גדולה או שווה למינוס-לוגריתם של הציפייה, כך שהקיצור הזה מטה כלפי מעלה את הסיכון המצטבר המוערך. אומדן נלסון-אאלן מחשב את הסיכון המצטבר ישירות מהנתונים ונמנע מהבעיה מהמקור.</w:t>
+        <w:t>והוא ענה שפונקציית מינוס-לוגריתם קמורה, ולפי אי-שוויון ינסן הציפייה שלה תמיד גדולה או שווה למינוס-לוגריתם של הציפייה, כך שהקיצור הזה מטה כלפי מעלה את הסיכון המצטבר המוערך. אומדן נלסון-אאלן, עם NelsonAalenFitter של lifelines, מחשב את הסיכון המצטבר ישירות מהנתונים ונמנע מהבעיה מהמקור.</w:t>
       </w:r>
     </w:p>
     <w:p>
       <w:pPr>
+        <w:spacing w:before="360" w:after="160"/>
+        <w:jc w:val="right"/>
         <w:bidi/>
-        <w:spacing w:after="160" w:before="360"/>
-        <w:jc w:val="right"/>
       </w:pPr>
       <w:r>
         <w:rPr>
           <w:rFonts w:ascii="David" w:hAnsi="David" w:cs="David" w:eastAsia="David"/>
           <w:b/>
-          <w:i w:val="0"/>
           <w:sz w:val="29"/>
           <w:rtl/>
         </w:rPr>
@@ -749,15 +637,14 @@
     </w:p>
     <w:p>
       <w:pPr>
+        <w:spacing w:after="160"/>
+        <w:jc w:val="both"/>
         <w:bidi/>
-        <w:spacing w:after="160" w:before="0"/>
-        <w:jc w:val="both"/>
       </w:pPr>
       <w:r>
         <w:rPr>
           <w:rFonts w:ascii="David" w:hAnsi="David" w:cs="David" w:eastAsia="David"/>
           <w:b w:val="0"/>
-          <w:i w:val="0"/>
           <w:sz w:val="25"/>
           <w:rtl/>
         </w:rPr>
@@ -766,7 +653,7 @@
     </w:p>
     <w:p>
       <w:pPr>
-        <w:spacing w:after="160" w:before="80"/>
+        <w:spacing w:before="80" w:after="160"/>
         <w:jc w:val="left"/>
         <w:shd w:val="clear" w:fill="EEF3FB"/>
       </w:pPr>
@@ -774,7 +661,6 @@
         <w:rPr>
           <w:rFonts w:ascii="Segoe UI" w:hAnsi="Segoe UI" w:cs="Segoe UI" w:eastAsia="Segoe UI"/>
           <w:b/>
-          <w:i w:val="0"/>
           <w:sz w:val="24"/>
         </w:rPr>
         <w:t>Chat, the two curves look different — how do I test whether that's statistically meaningful, and what should I do next if it is?</w:t>
@@ -782,15 +668,14 @@
     </w:p>
     <w:p>
       <w:pPr>
+        <w:spacing w:after="160"/>
+        <w:jc w:val="both"/>
         <w:bidi/>
-        <w:spacing w:after="160" w:before="0"/>
-        <w:jc w:val="both"/>
       </w:pPr>
       <w:r>
         <w:rPr>
           <w:rFonts w:ascii="David" w:hAnsi="David" w:cs="David" w:eastAsia="David"/>
           <w:b w:val="0"/>
-          <w:i w:val="0"/>
           <w:sz w:val="25"/>
           <w:rtl/>
         </w:rPr>
@@ -799,32 +684,30 @@
     </w:p>
     <w:p>
       <w:pPr>
+        <w:spacing w:after="160"/>
+        <w:jc w:val="both"/>
         <w:bidi/>
-        <w:spacing w:after="160" w:before="0"/>
-        <w:jc w:val="both"/>
       </w:pPr>
       <w:r>
         <w:rPr>
           <w:rFonts w:ascii="David" w:hAnsi="David" w:cs="David" w:eastAsia="David"/>
           <w:b w:val="0"/>
-          <w:i w:val="0"/>
           <w:sz w:val="25"/>
           <w:rtl/>
         </w:rPr>
-        <w:t>הרצתי את המבחן בפועל, וקיבלתי סטטיסטי מבחן של 10.33 עם ערך p קטן מ-0.005: הבדל מובהק בין המינים, לא רק רושם.</w:t>
+        <w:t>הרצתי את המבחן בפועל, עם logrank_test של lifelines, וקיבלתי סטטיסטי מבחן של 10.33 עם ערך p קטן מ-0.005: הבדל מובהק בין המינים, לא רק רושם.</w:t>
       </w:r>
     </w:p>
     <w:p>
       <w:pPr>
+        <w:spacing w:before="360" w:after="160"/>
+        <w:jc w:val="right"/>
         <w:bidi/>
-        <w:spacing w:after="160" w:before="360"/>
-        <w:jc w:val="right"/>
       </w:pPr>
       <w:r>
         <w:rPr>
           <w:rFonts w:ascii="David" w:hAnsi="David" w:cs="David" w:eastAsia="David"/>
           <w:b/>
-          <w:i w:val="0"/>
           <w:sz w:val="29"/>
           <w:rtl/>
         </w:rPr>
@@ -833,24 +716,23 @@
     </w:p>
     <w:p>
       <w:pPr>
+        <w:spacing w:after="160"/>
+        <w:jc w:val="both"/>
         <w:bidi/>
-        <w:spacing w:after="160" w:before="0"/>
-        <w:jc w:val="both"/>
       </w:pPr>
       <w:r>
         <w:rPr>
           <w:rFonts w:ascii="David" w:hAnsi="David" w:cs="David" w:eastAsia="David"/>
           <w:b w:val="0"/>
-          <w:i w:val="0"/>
           <w:sz w:val="25"/>
           <w:rtl/>
         </w:rPr>
-        <w:t>עד כה השווינו רק שתי קבוצות בבת אחת. כדי לבקר על כמה משתנים יחד, צריך מודל רגרסיה מלא: רגרסיית קוקס. שאלתי את הצ'אט להסביר מה זה בכלל מודל "חצי-פרמטרי", ולמה אין במודל הזה איבר חיתוך בכלל:</w:t>
+        <w:t>עד כה השווינו רק שתי קבוצות בבת אחת. כדי לבקר על כמה משתנים יחד, צריך מודל רגרסיה מלא: רגרסיית קוקס, עם CoxPHFitter של lifelines. שאלתי את הצ'אט להסביר מה זה בכלל מודל "חצי-פרמטרי", ולמה אין במודל הזה איבר חיתוך בכלל:</w:t>
       </w:r>
     </w:p>
     <w:p>
       <w:pPr>
-        <w:spacing w:after="160" w:before="80"/>
+        <w:spacing w:before="80" w:after="160"/>
         <w:jc w:val="left"/>
         <w:shd w:val="clear" w:fill="EEF3FB"/>
       </w:pPr>
@@ -858,7 +740,6 @@
         <w:rPr>
           <w:rFonts w:ascii="Segoe UI" w:hAnsi="Segoe UI" w:cs="Segoe UI" w:eastAsia="Segoe UI"/>
           <w:b/>
-          <w:i w:val="0"/>
           <w:sz w:val="24"/>
         </w:rPr>
         <w:t>Chat, explain the Cox model: what does "semi-parametric" mean here, and why is there no intercept?</w:t>
@@ -866,15 +747,14 @@
     </w:p>
     <w:p>
       <w:pPr>
+        <w:spacing w:after="160"/>
+        <w:jc w:val="both"/>
         <w:bidi/>
-        <w:spacing w:after="160" w:before="0"/>
-        <w:jc w:val="both"/>
       </w:pPr>
       <w:r>
         <w:rPr>
           <w:rFonts w:ascii="David" w:hAnsi="David" w:cs="David" w:eastAsia="David"/>
           <w:b w:val="0"/>
-          <w:i w:val="0"/>
           <w:sz w:val="25"/>
           <w:rtl/>
         </w:rPr>
@@ -883,15 +763,14 @@
     </w:p>
     <w:p>
       <w:pPr>
+        <w:spacing w:after="160"/>
+        <w:jc w:val="both"/>
         <w:bidi/>
-        <w:spacing w:after="160" w:before="0"/>
-        <w:jc w:val="both"/>
       </w:pPr>
       <w:r>
         <w:rPr>
           <w:rFonts w:ascii="David" w:hAnsi="David" w:cs="David" w:eastAsia="David"/>
           <w:b w:val="0"/>
-          <w:i w:val="0"/>
           <w:sz w:val="25"/>
           <w:rtl/>
         </w:rPr>
@@ -900,15 +779,14 @@
     </w:p>
     <w:p>
       <w:pPr>
+        <w:spacing w:after="160"/>
+        <w:jc w:val="both"/>
         <w:bidi/>
-        <w:spacing w:after="160" w:before="0"/>
-        <w:jc w:val="both"/>
       </w:pPr>
       <w:r>
         <w:rPr>
           <w:rFonts w:ascii="David" w:hAnsi="David" w:cs="David" w:eastAsia="David"/>
           <w:b w:val="0"/>
-          <w:i w:val="0"/>
           <w:sz w:val="25"/>
           <w:rtl/>
         </w:rPr>
@@ -917,7 +795,7 @@
     </w:p>
     <w:p>
       <w:pPr>
-        <w:spacing w:after="160" w:before="80"/>
+        <w:spacing w:before="80" w:after="160"/>
         <w:jc w:val="left"/>
         <w:shd w:val="clear" w:fill="EEF3FB"/>
       </w:pPr>
@@ -925,41 +803,21 @@
         <w:rPr>
           <w:rFonts w:ascii="Segoe UI" w:hAnsi="Segoe UI" w:cs="Segoe UI" w:eastAsia="Segoe UI"/>
           <w:b/>
-          <w:i w:val="0"/>
           <w:sz w:val="24"/>
         </w:rPr>
-        <w:t>Chat, explain this lifelines output — which covariates matter, and how do I read the hazard ratios (</w:t>
-      </w:r>
-      <w:r>
-        <w:rPr>
-          <w:rFonts w:ascii="Consolas" w:hAnsi="Consolas" w:cs="Consolas" w:eastAsia="Consolas"/>
-          <w:b/>
-          <w:i w:val="0"/>
-          <w:sz w:val="23"/>
-        </w:rPr>
-        <w:t>exp(coef)</w:t>
-      </w:r>
-      <w:r>
-        <w:rPr>
-          <w:rFonts w:ascii="Segoe UI" w:hAnsi="Segoe UI" w:cs="Segoe UI" w:eastAsia="Segoe UI"/>
-          <w:b/>
-          <w:i w:val="0"/>
-          <w:sz w:val="24"/>
-        </w:rPr>
-        <w:t>)?</w:t>
+        <w:t>Chat, explain this lifelines output — which covariates matter, and how do I read the hazard ratios (`exp(coef)`)?</w:t>
       </w:r>
     </w:p>
     <w:p>
       <w:pPr>
+        <w:spacing w:after="160"/>
+        <w:jc w:val="both"/>
         <w:bidi/>
-        <w:spacing w:after="160" w:before="0"/>
-        <w:jc w:val="both"/>
       </w:pPr>
       <w:r>
         <w:rPr>
           <w:rFonts w:ascii="David" w:hAnsi="David" w:cs="David" w:eastAsia="David"/>
           <w:b w:val="0"/>
-          <w:i w:val="0"/>
           <w:sz w:val="25"/>
           <w:rtl/>
         </w:rPr>
@@ -968,15 +826,14 @@
     </w:p>
     <w:p>
       <w:pPr>
+        <w:spacing w:after="160"/>
+        <w:jc w:val="both"/>
         <w:bidi/>
-        <w:spacing w:after="160" w:before="0"/>
-        <w:jc w:val="both"/>
       </w:pPr>
       <w:r>
         <w:rPr>
           <w:rFonts w:ascii="David" w:hAnsi="David" w:cs="David" w:eastAsia="David"/>
           <w:b w:val="0"/>
-          <w:i w:val="0"/>
           <w:sz w:val="25"/>
           <w:rtl/>
         </w:rPr>
@@ -985,15 +842,14 @@
     </w:p>
     <w:p>
       <w:pPr>
+        <w:spacing w:before="360" w:after="160"/>
+        <w:jc w:val="right"/>
         <w:bidi/>
-        <w:spacing w:after="160" w:before="360"/>
-        <w:jc w:val="right"/>
       </w:pPr>
       <w:r>
         <w:rPr>
           <w:rFonts w:ascii="David" w:hAnsi="David" w:cs="David" w:eastAsia="David"/>
           <w:b/>
-          <w:i w:val="0"/>
           <w:sz w:val="29"/>
           <w:rtl/>
         </w:rPr>
@@ -1002,32 +858,30 @@
     </w:p>
     <w:p>
       <w:pPr>
+        <w:spacing w:after="160"/>
+        <w:jc w:val="both"/>
         <w:bidi/>
-        <w:spacing w:after="160" w:before="0"/>
-        <w:jc w:val="both"/>
       </w:pPr>
       <w:r>
         <w:rPr>
           <w:rFonts w:ascii="David" w:hAnsi="David" w:cs="David" w:eastAsia="David"/>
           <w:b w:val="0"/>
-          <w:i w:val="0"/>
           <w:sz w:val="25"/>
           <w:rtl/>
         </w:rPr>
-        <w:t>שתי עקומות שרידות זו לצד זו, לגברים ולנשים: ציר ה-X ימים, ציר ה-Y הסתברות שרידות משוערת, ושאר המשתנים קבועים בממוצע שלהם עבור שתי העקומות, כך שההבדל היחיד ביניהן הוא המין. רואים חזותית בדיוק את אותו פער שכבר ראינו במבחן לוג-ראנק, רק שהפעם עם שאר המשתנים מבוקרים.</w:t>
+        <w:t>בגרף הזה, עם plot_partial_effects_on_outcome של lifelines, יש שתי עקומות שרידות זו לצד זו, לגברים ולנשים: ציר ה-X מייצג ימים, וציר ה-Y מייצג הסתברות שרידות משוערת. שאר המשתנים קבועים בממוצע שלהם עבור שתי העקומות, כך שההבדל היחיד ביניהן הוא המין. רואים חזותית בדיוק את אותו פער שכבר ראינו במבחן לוג-ראנק, רק שהפעם עם שאר המשתנים מבוקרים.</w:t>
       </w:r>
     </w:p>
     <w:p>
       <w:pPr>
+        <w:spacing w:after="160"/>
+        <w:jc w:val="both"/>
         <w:bidi/>
-        <w:spacing w:after="160" w:before="0"/>
-        <w:jc w:val="both"/>
       </w:pPr>
       <w:r>
         <w:rPr>
           <w:rFonts w:ascii="David" w:hAnsi="David" w:cs="David" w:eastAsia="David"/>
           <w:b w:val="0"/>
-          <w:i w:val="0"/>
           <w:sz w:val="25"/>
           <w:rtl/>
         </w:rPr>
@@ -1036,7 +890,7 @@
     </w:p>
     <w:p>
       <w:pPr>
-        <w:spacing w:after="160" w:before="80"/>
+        <w:spacing w:before="80" w:after="160"/>
         <w:jc w:val="left"/>
         <w:shd w:val="clear" w:fill="EEF3FB"/>
       </w:pPr>
@@ -1044,41 +898,21 @@
         <w:rPr>
           <w:rFonts w:ascii="Segoe UI" w:hAnsi="Segoe UI" w:cs="Segoe UI" w:eastAsia="Segoe UI"/>
           <w:b/>
-          <w:i w:val="0"/>
           <w:sz w:val="24"/>
         </w:rPr>
-        <w:t xml:space="preserve">Chat, the Cox model never specified a baseline hazard function, so how can </w:t>
-      </w:r>
-      <w:r>
-        <w:rPr>
-          <w:rFonts w:ascii="Consolas" w:hAnsi="Consolas" w:cs="Consolas" w:eastAsia="Consolas"/>
-          <w:b/>
-          <w:i w:val="0"/>
-          <w:sz w:val="23"/>
-        </w:rPr>
-        <w:t>lifelines</w:t>
-      </w:r>
-      <w:r>
-        <w:rPr>
-          <w:rFonts w:ascii="Segoe UI" w:hAnsi="Segoe UI" w:cs="Segoe UI" w:eastAsia="Segoe UI"/>
-          <w:b/>
-          <w:i w:val="0"/>
-          <w:sz w:val="24"/>
-        </w:rPr>
-        <w:t xml:space="preserve"> draw an actual survival curve here?</w:t>
+        <w:t>Chat, the Cox model never specified a baseline hazard function, so how can `lifelines` draw an actual survival curve here?</w:t>
       </w:r>
     </w:p>
     <w:p>
       <w:pPr>
+        <w:spacing w:after="160"/>
+        <w:jc w:val="both"/>
         <w:bidi/>
-        <w:spacing w:after="160" w:before="0"/>
-        <w:jc w:val="both"/>
       </w:pPr>
       <w:r>
         <w:rPr>
           <w:rFonts w:ascii="David" w:hAnsi="David" w:cs="David" w:eastAsia="David"/>
           <w:b w:val="0"/>
-          <w:i w:val="0"/>
           <w:sz w:val="25"/>
           <w:rtl/>
         </w:rPr>
@@ -1087,15 +921,14 @@
     </w:p>
     <w:p>
       <w:pPr>
+        <w:spacing w:before="360" w:after="160"/>
+        <w:jc w:val="right"/>
         <w:bidi/>
-        <w:spacing w:after="160" w:before="360"/>
-        <w:jc w:val="right"/>
       </w:pPr>
       <w:r>
         <w:rPr>
           <w:rFonts w:ascii="David" w:hAnsi="David" w:cs="David" w:eastAsia="David"/>
           <w:b/>
-          <w:i w:val="0"/>
           <w:sz w:val="29"/>
           <w:rtl/>
         </w:rPr>
@@ -1104,24 +937,23 @@
     </w:p>
     <w:p>
       <w:pPr>
+        <w:spacing w:after="160"/>
+        <w:jc w:val="both"/>
         <w:bidi/>
-        <w:spacing w:after="160" w:before="0"/>
-        <w:jc w:val="both"/>
       </w:pPr>
       <w:r>
         <w:rPr>
           <w:rFonts w:ascii="David" w:hAnsi="David" w:cs="David" w:eastAsia="David"/>
           <w:b w:val="0"/>
-          <w:i w:val="0"/>
           <w:sz w:val="25"/>
           <w:rtl/>
         </w:rPr>
-        <w:t>הנחת הסיכונים הפרופורציונליים אומרת שההשפעה של כל משתנה על הסיכון קבועה לאורך זמן ולא משתנה. שאלתי את הצ'אט מה הכלי שבודק את זה, ומה הוא בעצם מראה:</w:t>
+        <w:t>הנחת הסיכונים הפרופורציונליים אומרת שההשפעה של כל משתנה על הסיכון קבועה לאורך זמן ולא משתנה. בודקת את זה עם check_assumptions של lifelines. שאלתי את הצ'אט מה הכלי שבודק את זה, ומה הוא בעצם מראה:</w:t>
       </w:r>
     </w:p>
     <w:p>
       <w:pPr>
-        <w:spacing w:after="160" w:before="80"/>
+        <w:spacing w:before="80" w:after="160"/>
         <w:jc w:val="left"/>
         <w:shd w:val="clear" w:fill="EEF3FB"/>
       </w:pPr>
@@ -1129,7 +961,6 @@
         <w:rPr>
           <w:rFonts w:ascii="Segoe UI" w:hAnsi="Segoe UI" w:cs="Segoe UI" w:eastAsia="Segoe UI"/>
           <w:b/>
-          <w:i w:val="0"/>
           <w:sz w:val="24"/>
         </w:rPr>
         <w:t>Chat, what are scaled Schoenfeld residuals, and what does this check tell me?</w:t>
@@ -1137,15 +968,14 @@
     </w:p>
     <w:p>
       <w:pPr>
+        <w:spacing w:after="160"/>
+        <w:jc w:val="both"/>
         <w:bidi/>
-        <w:spacing w:after="160" w:before="0"/>
-        <w:jc w:val="both"/>
       </w:pPr>
       <w:r>
         <w:rPr>
           <w:rFonts w:ascii="David" w:hAnsi="David" w:cs="David" w:eastAsia="David"/>
           <w:b w:val="0"/>
-          <w:i w:val="0"/>
           <w:sz w:val="25"/>
           <w:rtl/>
         </w:rPr>
@@ -1154,32 +984,30 @@
     </w:p>
     <w:p>
       <w:pPr>
+        <w:spacing w:after="160"/>
+        <w:jc w:val="both"/>
         <w:bidi/>
-        <w:spacing w:after="160" w:before="0"/>
-        <w:jc w:val="both"/>
       </w:pPr>
       <w:r>
         <w:rPr>
           <w:rFonts w:ascii="David" w:hAnsi="David" w:cs="David" w:eastAsia="David"/>
           <w:b w:val="0"/>
-          <w:i w:val="0"/>
           <w:sz w:val="25"/>
           <w:rtl/>
         </w:rPr>
-        <w:t>יש כאן ארבעה גרפים נפרדים, אחד לכל משתנה חיזוי, גיל, מין, ניקוד תפקוד וירידה במשקל: בכל גרף ציר ה-X הוא ציר הזמן אחרי טרנספורמציה (זמן מדורג), ציר ה-Y הוא השארית המותאמת של אותו משתנה, נקודה לכל מוות שנצפה, ועליהן קו החלקה אדום עם רצועת ביטחון סביבו שמחושבת באמצעות בוטסטראפ. קו שטוח וקרוב לאפס לאורך כל הציר אומר שההשפעה של המשתנה אכן קבועה בזמן; מגמה ברורה בקו ההחלקה, עולה או יורדת, הייתה הסימן להפרה. בפועל, הבדיקה שהרצתי החזירה שההנחה נראית תקינה בכל ארבעת המשתנים, ואין עדות להפרה משמעותית באף אחד מהם.</w:t>
+        <w:t>יש כאן ארבעה גרפים נפרדים, אחד לכל משתנה חיזוי, גיל, מין, ניקוד תפקוד וירידה במשקל: בכל גרף ציר ה-X הוא ציר הזמן אחרי טרנספורמציה (זמן מדורג), ציר ה-Y הוא השארית המותאמת של אותו משתנה, נקודה לכל מוות שנצפה, ועליהן קו החלקה שחור, ומסביבו כמה קווים אפורים דקים שמייצגים דגימות בוטסטראפ שונות במקום רצועת ביטחון אחידה. קו שטוח וקרוב לאפס לאורך כל הציר אומר שההשפעה של המשתנה אכן קבועה בזמן; מגמה ברורה בקו ההחלקה, עולה או יורדת, הייתה הסימן להפרה. בפועל, הבדיקה שהרצתי החזירה שההנחה נראית תקינה בכל ארבעת המשתנים, ואין עדות להפרה משמעותית באף אחד מהם.</w:t>
       </w:r>
     </w:p>
     <w:p>
       <w:pPr>
+        <w:spacing w:before="360" w:after="160"/>
+        <w:jc w:val="right"/>
         <w:bidi/>
-        <w:spacing w:after="160" w:before="360"/>
-        <w:jc w:val="right"/>
       </w:pPr>
       <w:r>
         <w:rPr>
           <w:rFonts w:ascii="David" w:hAnsi="David" w:cs="David" w:eastAsia="David"/>
           <w:b/>
-          <w:i w:val="0"/>
           <w:sz w:val="29"/>
           <w:rtl/>
         </w:rPr>
@@ -1188,15 +1016,14 @@
     </w:p>
     <w:p>
       <w:pPr>
+        <w:spacing w:after="160"/>
+        <w:jc w:val="both"/>
         <w:bidi/>
-        <w:spacing w:after="160" w:before="0"/>
-        <w:jc w:val="both"/>
       </w:pPr>
       <w:r>
         <w:rPr>
           <w:rFonts w:ascii="David" w:hAnsi="David" w:cs="David" w:eastAsia="David"/>
           <w:b w:val="0"/>
-          <w:i w:val="0"/>
           <w:sz w:val="25"/>
           <w:rtl/>
         </w:rPr>
@@ -1205,7 +1032,7 @@
     </w:p>
     <w:sectPr>
       <w:pgSz w:w="12240" w:h="15840"/>
-      <w:pgMar w:top="1020" w:right="1134" w:bottom="1020" w:left="1134" w:header="720" w:footer="720" w:gutter="0"/>
+      <w:pgMar w:top="1022" w:right="1138" w:bottom="1022" w:left="1138" w:header="720" w:footer="720" w:gutter="0"/>
       <w:cols w:space="720"/>
       <w:docGrid w:linePitch="360"/>
     </w:sectPr>
@@ -1576,10 +1403,6 @@
     <w:name w:val="Normal"/>
     <w:qFormat/>
     <w:rsid w:val="00FC693F"/>
-    <w:rPr>
-      <w:rFonts w:ascii="David" w:hAnsi="David"/>
-      <w:sz w:val="25"/>
-    </w:rPr>
   </w:style>
   <w:style w:type="paragraph" w:styleId="Header">
     <w:name w:val="header"/>
